--- a/source/reference_documents/tertiary_documents/implementation/Secure Settings/categorize options/Secure Settings - Categorize Options.docx
+++ b/source/reference_documents/tertiary_documents/implementation/Secure Settings/categorize options/Secure Settings - Categorize Options.docx
@@ -43,7 +43,7 @@
         <w:t xml:space="preserve">Version </w:t>
       </w:r>
       <w:r>
-        <w:t>1</w:t>
+        <w:t>2</w:t>
       </w:r>
     </w:p>
     <w:p>
@@ -60,7 +60,7 @@
         <w:rPr>
           <w:noProof/>
         </w:rPr>
-        <w:t>9/4/25 7:40 AM</w:t>
+        <w:t>4/27/26 12:47 PM</w:t>
       </w:r>
       <w:r>
         <w:fldChar w:fldCharType="end"/>
@@ -253,6 +253,9 @@
       </w:r>
       <w:r>
         <w:t>. This is necessary given the nature of safety-critical, cyber-physical systems</w:t>
+      </w:r>
+      <w:r>
+        <w:t>.</w:t>
       </w:r>
     </w:p>
     <w:p>
@@ -682,17 +685,72 @@
         <w:t>NIST NCWF</w:t>
       </w:r>
       <w:r>
-        <w:t xml:space="preserve"> role SP-ARC-002 and detailed in section </w:t>
-      </w:r>
-      <w:r>
-        <w:rPr>
-          <w:b/>
-          <w:bCs/>
-        </w:rPr>
-        <w:t>12.7 Security Architect</w:t>
-      </w:r>
-      <w:r>
-        <w:t xml:space="preserve"> of the AVCDL primary document.</w:t>
+        <w:t xml:space="preserve"> role SP-ARC-002 and detailed in </w:t>
+      </w:r>
+      <w:r>
+        <w:t>the</w:t>
+      </w:r>
+      <w:r>
+        <w:t xml:space="preserve"> </w:t>
+      </w:r>
+      <w:r>
+        <w:rPr>
+          <w:b/>
+          <w:bCs/>
+        </w:rPr>
+        <w:t>NCWF Roles - Security Architect</w:t>
+      </w:r>
+      <w:r>
+        <w:t xml:space="preserve"> section of the </w:t>
+      </w:r>
+      <w:r>
+        <w:rPr>
+          <w:b/>
+          <w:bCs/>
+        </w:rPr>
+        <w:t>AVCDL Background Material</w:t>
+      </w:r>
+      <w:r>
+        <w:t xml:space="preserve"> elaboration</w:t>
+      </w:r>
+      <w:r>
+        <w:t xml:space="preserve"> </w:t>
+      </w:r>
+      <w:r>
+        <w:t>document</w:t>
+      </w:r>
+      <w:r>
+        <w:t xml:space="preserve"> </w:t>
+      </w:r>
+      <w:r>
+        <w:rPr>
+          <w:b/>
+          <w:bCs/>
+          <w:color w:val="0070C0"/>
+          <w:vertAlign w:val="superscript"/>
+        </w:rPr>
+        <w:t>[</w:t>
+      </w:r>
+      <w:r>
+        <w:rPr>
+          <w:b/>
+          <w:bCs/>
+          <w:color w:val="0070C0"/>
+          <w:vertAlign w:val="superscript"/>
+        </w:rPr>
+        <w:t>5</w:t>
+      </w:r>
+      <w:r>
+        <w:rPr>
+          <w:b/>
+          <w:bCs/>
+          <w:color w:val="0070C0"/>
+          <w:vertAlign w:val="superscript"/>
+        </w:rPr>
+        <w:t>]</w:t>
+      </w:r>
+      <w:r>
+        <w:t>.</w:t>
       </w:r>
     </w:p>
     <w:p>
@@ -1036,82 +1094,111 @@
           <w:color w:val="0070C0"/>
           <w:vertAlign w:val="superscript"/>
         </w:rPr>
-        <w:t>[</w:t>
-      </w:r>
+        <w:t>[4]</w:t>
+      </w:r>
+      <w:r>
+        <w:t xml:space="preserve"> activity </w:t>
+      </w:r>
+      <w:r>
+        <w:t xml:space="preserve">and </w:t>
+      </w:r>
+      <w:r>
+        <w:t>assigns</w:t>
+      </w:r>
+      <w:r>
+        <w:t xml:space="preserve"> each a</w:t>
+      </w:r>
+      <w:r>
+        <w:t xml:space="preserve"> </w:t>
+      </w:r>
+      <w:r>
+        <w:rPr>
+          <w:b/>
+          <w:bCs/>
+        </w:rPr>
+        <w:t>security priority category</w:t>
+      </w:r>
+      <w:r>
+        <w:t xml:space="preserve">. A </w:t>
+      </w:r>
+      <w:r>
+        <w:rPr>
+          <w:b/>
+          <w:bCs/>
+        </w:rPr>
+        <w:t>Categorized Tool Security Options</w:t>
+      </w:r>
+      <w:r>
+        <w:t xml:space="preserve"> </w:t>
+      </w:r>
+      <w:r>
+        <w:t xml:space="preserve">list </w:t>
+      </w:r>
+      <w:r>
+        <w:t>is generated.</w:t>
+      </w:r>
+      <w:r>
+        <w:t xml:space="preserve"> </w:t>
+      </w:r>
+      <w:r>
+        <w:t xml:space="preserve">A </w:t>
+      </w:r>
+      <w:r>
+        <w:rPr>
+          <w:b/>
+          <w:bCs/>
+        </w:rPr>
+        <w:t>Categorized Security Options Report</w:t>
+      </w:r>
+      <w:r>
+        <w:t xml:space="preserve"> is generated.</w:t>
+      </w:r>
+    </w:p>
+    <w:p>
+      <w:pPr>
+        <w:ind w:left="720" w:hanging="720"/>
+      </w:pPr>
       <w:r>
         <w:rPr>
           <w:b/>
           <w:bCs/>
           <w:color w:val="0070C0"/>
-          <w:vertAlign w:val="superscript"/>
-        </w:rPr>
-        <w:t>4</w:t>
+        </w:rPr>
+        <w:t>Note:</w:t>
       </w:r>
       <w:r>
         <w:rPr>
           <w:b/>
           <w:bCs/>
           <w:color w:val="0070C0"/>
-          <w:vertAlign w:val="superscript"/>
-        </w:rPr>
-        <w:t>]</w:t>
-      </w:r>
-      <w:r>
-        <w:t xml:space="preserve"> activity </w:t>
-      </w:r>
-      <w:r>
-        <w:t xml:space="preserve">and </w:t>
-      </w:r>
-      <w:r>
-        <w:t>assigns</w:t>
-      </w:r>
-      <w:r>
-        <w:t xml:space="preserve"> each a</w:t>
-      </w:r>
-      <w:r>
+        </w:rPr>
+        <w:tab/>
+      </w:r>
+      <w:r>
+        <w:t xml:space="preserve">It is recommended that the </w:t>
+      </w:r>
+      <w:r>
+        <w:rPr>
+          <w:b/>
+          <w:bCs/>
+        </w:rPr>
+        <w:t>Categorized Security Options Report</w:t>
+      </w:r>
+      <w:r>
+        <w:rPr>
+          <w:b/>
+          <w:bCs/>
+        </w:rPr>
         <w:t xml:space="preserve"> </w:t>
       </w:r>
       <w:r>
-        <w:rPr>
-          <w:b/>
-          <w:bCs/>
-        </w:rPr>
-        <w:t>security priority category</w:t>
-      </w:r>
-      <w:r>
-        <w:t xml:space="preserve">. A </w:t>
-      </w:r>
-      <w:r>
-        <w:rPr>
-          <w:b/>
-          <w:bCs/>
-        </w:rPr>
-        <w:t>Categorized Tool Security Options</w:t>
-      </w:r>
-      <w:r>
-        <w:t xml:space="preserve"> </w:t>
-      </w:r>
-      <w:r>
-        <w:t xml:space="preserve">list </w:t>
-      </w:r>
-      <w:r>
-        <w:t>is generated.</w:t>
-      </w:r>
-      <w:r>
-        <w:t xml:space="preserve"> </w:t>
-      </w:r>
-      <w:r>
-        <w:t xml:space="preserve">A </w:t>
-      </w:r>
-      <w:r>
-        <w:rPr>
-          <w:b/>
-          <w:bCs/>
-        </w:rPr>
-        <w:t>Categorized Security Options Report</w:t>
-      </w:r>
-      <w:r>
-        <w:t xml:space="preserve"> is generated.</w:t>
+        <w:t xml:space="preserve">be organized </w:t>
+      </w:r>
+      <w:r>
+        <w:t>in priority order</w:t>
+      </w:r>
+      <w:r>
+        <w:t>.</w:t>
       </w:r>
     </w:p>
     <w:p>
@@ -1135,63 +1222,7 @@
         <w:tab/>
       </w:r>
       <w:r>
-        <w:t xml:space="preserve">It is recommended that the </w:t>
-      </w:r>
-      <w:r>
-        <w:rPr>
-          <w:b/>
-          <w:bCs/>
-        </w:rPr>
-        <w:t>Categorized Security Options Report</w:t>
-      </w:r>
-      <w:r>
-        <w:rPr>
-          <w:b/>
-          <w:bCs/>
-        </w:rPr>
-        <w:t xml:space="preserve"> </w:t>
-      </w:r>
-      <w:r>
-        <w:t xml:space="preserve">be organized </w:t>
-      </w:r>
-      <w:r>
-        <w:t>in priority order</w:t>
-      </w:r>
-      <w:r>
-        <w:t>.</w:t>
-      </w:r>
-    </w:p>
-    <w:p>
-      <w:pPr>
-        <w:ind w:left="720" w:hanging="720"/>
-      </w:pPr>
-      <w:r>
-        <w:rPr>
-          <w:b/>
-          <w:bCs/>
-          <w:color w:val="0070C0"/>
-        </w:rPr>
-        <w:t>Note:</w:t>
-      </w:r>
-      <w:r>
-        <w:rPr>
-          <w:b/>
-          <w:bCs/>
-          <w:color w:val="0070C0"/>
-        </w:rPr>
-        <w:tab/>
-      </w:r>
-      <w:r>
-        <w:t xml:space="preserve">It is </w:t>
-      </w:r>
-      <w:r>
-        <w:t>important to keep in mind that categorization is done solely from a cybersecurity perspective</w:t>
-      </w:r>
-      <w:r>
-        <w:t>.</w:t>
-      </w:r>
-      <w:r>
-        <w:t xml:space="preserve"> This is because not all elements will adopt use of the options based only on category. The categorized options will be further refined during the </w:t>
+        <w:t xml:space="preserve">It is important to keep in mind that categorization is done solely from a cybersecurity perspective. This is because not all elements will adopt use of the options based only on category. The categorized options will be further refined during the </w:t>
       </w:r>
       <w:r>
         <w:rPr>
@@ -1686,10 +1717,7 @@
         <w:t>qualifications</w:t>
       </w:r>
       <w:r>
-        <w:t xml:space="preserve"> of each</w:t>
-      </w:r>
-      <w:r>
-        <w:t>.</w:t>
+        <w:t xml:space="preserve"> of each.</w:t>
       </w:r>
     </w:p>
     <w:p>
@@ -1743,13 +1771,7 @@
         <w:t xml:space="preserve"> cybersecurity</w:t>
       </w:r>
       <w:r>
-        <w:t>-relevant option</w:t>
-      </w:r>
-      <w:r>
-        <w:t xml:space="preserve"> category information</w:t>
-      </w:r>
-      <w:r>
-        <w:t xml:space="preserve"> </w:t>
+        <w:t xml:space="preserve">-relevant option category information </w:t>
       </w:r>
       <w:r>
         <w:t>may be documented using the</w:t>
@@ -3007,10 +3029,7 @@
         <w:t xml:space="preserve">This </w:t>
       </w:r>
       <w:r>
-        <w:t xml:space="preserve">is the </w:t>
-      </w:r>
-      <w:r>
-        <w:t>option’s security priority category</w:t>
+        <w:t>is the option’s security priority category</w:t>
       </w:r>
       <w:r>
         <w:t>.</w:t>
@@ -3042,10 +3061,7 @@
         <w:t>categories</w:t>
       </w:r>
       <w:r>
-        <w:t xml:space="preserve"> sheet</w:t>
-      </w:r>
-      <w:r>
-        <w:t>.</w:t>
+        <w:t xml:space="preserve"> sheet.</w:t>
       </w:r>
     </w:p>
     <w:p>
@@ -3284,25 +3300,7 @@
         <w:t>.</w:t>
       </w:r>
       <w:r>
-        <w:t xml:space="preserve"> Where multiple tools of the same </w:t>
-      </w:r>
-      <w:r>
-        <w:t>categorization</w:t>
-      </w:r>
-      <w:r>
-        <w:t xml:space="preserve"> use the same </w:t>
-      </w:r>
-      <w:r>
-        <w:t>values</w:t>
-      </w:r>
-      <w:r>
-        <w:t xml:space="preserve">, a generalized </w:t>
-      </w:r>
-      <w:r>
-        <w:t>categorization methodology name</w:t>
-      </w:r>
-      <w:r>
-        <w:t xml:space="preserve"> should be used for the ID’s prefix.</w:t>
+        <w:t xml:space="preserve"> Where multiple tools of the same categorization use the same values, a generalized categorization methodology name should be used for the ID’s prefix.</w:t>
       </w:r>
     </w:p>
     <w:p>
@@ -3731,6 +3729,26 @@
       </w:r>
       <w:r>
         <w:t xml:space="preserve"> document)</w:t>
+      </w:r>
+    </w:p>
+    <w:p>
+      <w:pPr>
+        <w:pStyle w:val="ListParagraph"/>
+        <w:numPr>
+          <w:ilvl w:val="0"/>
+          <w:numId w:val="3"/>
+        </w:numPr>
+        <w:spacing w:after="0"/>
+      </w:pPr>
+      <w:r>
+        <w:rPr>
+          <w:b/>
+          <w:bCs/>
+        </w:rPr>
+        <w:t xml:space="preserve">AVCDL Background Material </w:t>
+      </w:r>
+      <w:r>
+        <w:t>(AVCDL elaboration document)</w:t>
       </w:r>
     </w:p>
     <w:sectPr>
